--- a/Sprint20261005-20261016/HERO-69023_20261009_091809.docx
+++ b/Sprint20261005-20261016/HERO-69023_20261009_091809.docx
@@ -2962,830 +2962,6 @@
         <w:t>3. The report totals are consistent with the actual settled check data</w:t>
       </w:r>
     </w:p>
-    <w:p>
-      <w:pPr>
-        <w:spacing w:before="200" w:after="120"/>
-      </w:pPr>
-      <w:r>
-        <w:rPr>
-          <w:rFonts w:ascii="Arial" w:hAnsi="Arial" w:eastAsia="Arial" w:cs="Arial"/>
-          <w:b/>
-          <w:color w:val="000000"/>
-          <w:sz w:val="26"/>
-          <w:u w:val="single"/>
-        </w:rPr>
-        <w:t>Appendix</w:t>
-      </w:r>
-    </w:p>
-    <w:p>
-      <w:pPr>
-        <w:spacing w:before="160" w:after="80"/>
-      </w:pPr>
-      <w:r>
-        <w:rPr>
-          <w:rFonts w:ascii="Arial" w:hAnsi="Arial" w:eastAsia="Arial" w:cs="Arial"/>
-          <w:b/>
-          <w:color w:val="001EFF"/>
-          <w:sz w:val="24"/>
-          <w:u w:val="none"/>
-        </w:rPr>
-        <w:t>Bug Description (HERO-69023)</w:t>
-      </w:r>
-    </w:p>
-    <w:p>
-      <w:pPr>
-        <w:spacing w:before="0" w:after="80"/>
-      </w:pPr>
-      <w:r>
-        <w:rPr>
-          <w:rFonts w:ascii="Arial" w:hAnsi="Arial" w:eastAsia="Arial" w:cs="Arial"/>
-          <w:b/>
-          <w:color w:val="000000"/>
-          <w:sz w:val="20"/>
-          <w:u w:val="none"/>
-        </w:rPr>
-        <w:t>Component:</w:t>
-      </w:r>
-      <w:r>
-        <w:rPr>
-          <w:rFonts w:ascii="Arial" w:hAnsi="Arial" w:eastAsia="Arial" w:cs="Arial"/>
-          <w:b w:val="0"/>
-          <w:color w:val="000000"/>
-          <w:sz w:val="20"/>
-          <w:u w:val="none"/>
-        </w:rPr>
-        <w:t xml:space="preserve"> POS</w:t>
-      </w:r>
-    </w:p>
-    <w:p>
-      <w:pPr>
-        <w:spacing w:before="0" w:after="80"/>
-      </w:pPr>
-      <w:r>
-        <w:rPr>
-          <w:rFonts w:ascii="Arial" w:hAnsi="Arial" w:eastAsia="Arial" w:cs="Arial"/>
-          <w:b/>
-          <w:color w:val="000000"/>
-          <w:sz w:val="20"/>
-          <w:u w:val="none"/>
-        </w:rPr>
-        <w:t>Current Behavior:</w:t>
-      </w:r>
-    </w:p>
-    <w:p>
-      <w:pPr>
-        <w:spacing w:before="0" w:after="80"/>
-      </w:pPr>
-      <w:r>
-        <w:rPr>
-          <w:rFonts w:ascii="Arial" w:hAnsi="Arial" w:eastAsia="Arial" w:cs="Arial"/>
-          <w:b w:val="0"/>
-          <w:color w:val="000000"/>
-          <w:sz w:val="20"/>
-          <w:u w:val="none"/>
-        </w:rPr>
-        <w:t>It is available for Shiji Fiscal Exchange interface. When a check type with an override condition to waive Municipality Tax (Tax 9) is assigned, the system waives Municipality Tax 9 but still calculates Tax 1 with the Municipality tax rate (0.5%) instead of rolling back to 24%. The system posts the incorrect value to SFE.</w:t>
-      </w:r>
-    </w:p>
-    <w:p>
-      <w:pPr>
-        <w:spacing w:before="0" w:after="80"/>
-      </w:pPr>
-      <w:r>
-        <w:rPr>
-          <w:rFonts w:ascii="Arial" w:hAnsi="Arial" w:eastAsia="Arial" w:cs="Arial"/>
-          <w:b/>
-          <w:color w:val="000000"/>
-          <w:sz w:val="20"/>
-          <w:u w:val="none"/>
-        </w:rPr>
-        <w:t>Workflow:</w:t>
-      </w:r>
-    </w:p>
-    <w:p>
-      <w:pPr>
-        <w:spacing w:before="0" w:after="40"/>
-        <w:ind w:left="360" w:hanging="240"/>
-      </w:pPr>
-      <w:r>
-        <w:rPr>
-          <w:rFonts w:ascii="Arial" w:hAnsi="Arial" w:eastAsia="Arial" w:cs="Arial"/>
-          <w:b w:val="0"/>
-          <w:color w:val="000000"/>
-          <w:sz w:val="20"/>
-          <w:u w:val="none"/>
-        </w:rPr>
-        <w:t>1. Open new check</w:t>
-      </w:r>
-    </w:p>
-    <w:p>
-      <w:pPr>
-        <w:spacing w:before="0" w:after="40"/>
-        <w:ind w:left="360" w:hanging="240"/>
-      </w:pPr>
-      <w:r>
-        <w:rPr>
-          <w:rFonts w:ascii="Arial" w:hAnsi="Arial" w:eastAsia="Arial" w:cs="Arial"/>
-          <w:b w:val="0"/>
-          <w:color w:val="000000"/>
-          <w:sz w:val="20"/>
-          <w:u w:val="none"/>
-        </w:rPr>
-        <w:t>2. Order item with Tax 1 and Municipality Tax 9</w:t>
-      </w:r>
-    </w:p>
-    <w:p>
-      <w:pPr>
-        <w:spacing w:before="0" w:after="40"/>
-        <w:ind w:left="360" w:hanging="240"/>
-      </w:pPr>
-      <w:r>
-        <w:rPr>
-          <w:rFonts w:ascii="Arial" w:hAnsi="Arial" w:eastAsia="Arial" w:cs="Arial"/>
-          <w:b w:val="0"/>
-          <w:color w:val="000000"/>
-          <w:sz w:val="20"/>
-          <w:u w:val="none"/>
-        </w:rPr>
-        <w:t>3. Click function "Assign Check Type" to select the target check to trigger override condition</w:t>
-      </w:r>
-    </w:p>
-    <w:p>
-      <w:pPr>
-        <w:spacing w:before="0" w:after="40"/>
-        <w:ind w:left="360" w:hanging="240"/>
-      </w:pPr>
-      <w:r>
-        <w:rPr>
-          <w:rFonts w:ascii="Arial" w:hAnsi="Arial" w:eastAsia="Arial" w:cs="Arial"/>
-          <w:b w:val="0"/>
-          <w:color w:val="000000"/>
-          <w:sz w:val="20"/>
-          <w:u w:val="none"/>
-        </w:rPr>
-        <w:t>4. System applies override condition to waive Tax 9 (Municipality Tax 9 is waived)</w:t>
-      </w:r>
-    </w:p>
-    <w:p>
-      <w:pPr>
-        <w:spacing w:before="0" w:after="40"/>
-        <w:ind w:left="360" w:hanging="240"/>
-      </w:pPr>
-      <w:r>
-        <w:rPr>
-          <w:rFonts w:ascii="Arial" w:hAnsi="Arial" w:eastAsia="Arial" w:cs="Arial"/>
-          <w:b w:val="0"/>
-          <w:color w:val="000000"/>
-          <w:sz w:val="20"/>
-          <w:u w:val="none"/>
-        </w:rPr>
-        <w:t>5. System wrongly calculates the check after waived Municipality Tax and posts the incorrect value to SFE (Tax 1 still calculated with the Municipality tax rate, and Municipality Tax is waived from check that the transaction total is matched on SFE packet)</w:t>
-      </w:r>
-    </w:p>
-    <w:p>
-      <w:pPr>
-        <w:spacing w:before="0" w:after="80"/>
-      </w:pPr>
-      <w:r>
-        <w:rPr>
-          <w:rFonts w:ascii="Arial" w:hAnsi="Arial" w:eastAsia="Arial" w:cs="Arial"/>
-          <w:b/>
-          <w:color w:val="000000"/>
-          <w:sz w:val="20"/>
-          <w:u w:val="none"/>
-        </w:rPr>
-        <w:t>Expected Result:</w:t>
-      </w:r>
-    </w:p>
-    <w:p>
-      <w:pPr>
-        <w:spacing w:before="0" w:after="80"/>
-      </w:pPr>
-      <w:r>
-        <w:rPr>
-          <w:rFonts w:ascii="Arial" w:hAnsi="Arial" w:eastAsia="Arial" w:cs="Arial"/>
-          <w:b w:val="0"/>
-          <w:color w:val="000000"/>
-          <w:sz w:val="20"/>
-          <w:u w:val="none"/>
-        </w:rPr>
-        <w:t>System calculates the check after waived Municipality Tax correctly and posts the expected value to SFE. Tax rate of Tax 1 should rollback to 24% after Municipality Tax (Tax 9) is waived. Reference to attachment "Expected posting packet for SFE after waive Municipality tax (Provided by SFE)".</w:t>
-      </w:r>
-    </w:p>
-    <w:p>
-      <w:pPr>
-        <w:spacing w:before="160" w:after="80"/>
-      </w:pPr>
-      <w:r>
-        <w:rPr>
-          <w:rFonts w:ascii="Arial" w:hAnsi="Arial" w:eastAsia="Arial" w:cs="Arial"/>
-          <w:b/>
-          <w:color w:val="001EFF"/>
-          <w:sz w:val="24"/>
-          <w:u w:val="none"/>
-        </w:rPr>
-        <w:t>Regression Test Scope - Related Modules and Functions</w:t>
-      </w:r>
-    </w:p>
-    <w:tbl>
-      <w:tblPr>
-        <w:tblStyle w:val="TableGrid"/>
-        <w:tblW w:type="auto" w:w="0"/>
-        <w:jc w:val="left"/>
-        <w:tblLook w:firstColumn="1" w:firstRow="1" w:lastColumn="0" w:lastRow="0" w:noHBand="0" w:noVBand="1" w:val="04A0"/>
-      </w:tblPr>
-      <w:tblGrid>
-        <w:gridCol w:w="2880"/>
-        <w:gridCol w:w="2880"/>
-        <w:gridCol w:w="2880"/>
-      </w:tblGrid>
-      <w:tr>
-        <w:tc>
-          <w:tcPr>
-            <w:tcW w:type="dxa" w:w="2880"/>
-          </w:tcPr>
-          <w:p>
-            <w:pPr>
-              <w:spacing w:before="0" w:after="20"/>
-            </w:pPr>
-            <w:r/>
-            <w:r>
-              <w:rPr>
-                <w:rFonts w:ascii="Arial" w:hAnsi="Arial" w:eastAsia="Arial" w:cs="Arial"/>
-                <w:b/>
-                <w:color w:val="000000"/>
-                <w:sz w:val="18"/>
-                <w:u w:val="none"/>
-              </w:rPr>
-              <w:t>Module / Function</w:t>
-            </w:r>
-          </w:p>
-        </w:tc>
-        <w:tc>
-          <w:tcPr>
-            <w:tcW w:type="dxa" w:w="2880"/>
-          </w:tcPr>
-          <w:p>
-            <w:pPr>
-              <w:spacing w:before="0" w:after="20"/>
-            </w:pPr>
-            <w:r/>
-            <w:r>
-              <w:rPr>
-                <w:rFonts w:ascii="Arial" w:hAnsi="Arial" w:eastAsia="Arial" w:cs="Arial"/>
-                <w:b/>
-                <w:color w:val="000000"/>
-                <w:sz w:val="18"/>
-                <w:u w:val="none"/>
-              </w:rPr>
-              <w:t>Related Report</w:t>
-            </w:r>
-          </w:p>
-        </w:tc>
-        <w:tc>
-          <w:tcPr>
-            <w:tcW w:type="dxa" w:w="2880"/>
-          </w:tcPr>
-          <w:p>
-            <w:pPr>
-              <w:spacing w:before="0" w:after="20"/>
-            </w:pPr>
-            <w:r/>
-            <w:r>
-              <w:rPr>
-                <w:rFonts w:ascii="Arial" w:hAnsi="Arial" w:eastAsia="Arial" w:cs="Arial"/>
-                <w:b/>
-                <w:color w:val="000000"/>
-                <w:sz w:val="18"/>
-                <w:u w:val="none"/>
-              </w:rPr>
-              <w:t>Regression Focus</w:t>
-            </w:r>
-          </w:p>
-        </w:tc>
-      </w:tr>
-      <w:tr>
-        <w:tc>
-          <w:tcPr>
-            <w:tcW w:type="dxa" w:w="2880"/>
-          </w:tcPr>
-          <w:p>
-            <w:pPr>
-              <w:spacing w:before="0" w:after="20"/>
-            </w:pPr>
-            <w:r/>
-            <w:r>
-              <w:rPr>
-                <w:rFonts w:ascii="Arial" w:hAnsi="Arial" w:eastAsia="Arial" w:cs="Arial"/>
-                <w:b w:val="0"/>
-                <w:color w:val="000000"/>
-                <w:sz w:val="18"/>
-                <w:u w:val="none"/>
-              </w:rPr>
-              <w:t>Tax Calculation Engine (Tax 1 rate rollback)</w:t>
-            </w:r>
-          </w:p>
-        </w:tc>
-        <w:tc>
-          <w:tcPr>
-            <w:tcW w:type="dxa" w:w="2880"/>
-          </w:tcPr>
-          <w:p>
-            <w:pPr>
-              <w:spacing w:before="0" w:after="20"/>
-            </w:pPr>
-            <w:r/>
-            <w:r>
-              <w:rPr>
-                <w:rFonts w:ascii="Arial" w:hAnsi="Arial" w:eastAsia="Arial" w:cs="Arial"/>
-                <w:b w:val="0"/>
-                <w:color w:val="000000"/>
-                <w:sz w:val="18"/>
-                <w:u w:val="none"/>
-              </w:rPr>
-              <w:t>-</w:t>
-            </w:r>
-          </w:p>
-        </w:tc>
-        <w:tc>
-          <w:tcPr>
-            <w:tcW w:type="dxa" w:w="2880"/>
-          </w:tcPr>
-          <w:p>
-            <w:pPr>
-              <w:spacing w:before="0" w:after="20"/>
-            </w:pPr>
-            <w:r/>
-            <w:r>
-              <w:rPr>
-                <w:rFonts w:ascii="Arial" w:hAnsi="Arial" w:eastAsia="Arial" w:cs="Arial"/>
-                <w:b w:val="0"/>
-                <w:color w:val="000000"/>
-                <w:sz w:val="18"/>
-                <w:u w:val="none"/>
-              </w:rPr>
-              <w:t>Verify Tax 1 reverts to base rate (24%) when Municipality Tax is waived</w:t>
-            </w:r>
-          </w:p>
-        </w:tc>
-      </w:tr>
-      <w:tr>
-        <w:tc>
-          <w:tcPr>
-            <w:tcW w:type="dxa" w:w="2880"/>
-          </w:tcPr>
-          <w:p>
-            <w:pPr>
-              <w:spacing w:before="0" w:after="20"/>
-            </w:pPr>
-            <w:r/>
-            <w:r>
-              <w:rPr>
-                <w:rFonts w:ascii="Arial" w:hAnsi="Arial" w:eastAsia="Arial" w:cs="Arial"/>
-                <w:b w:val="0"/>
-                <w:color w:val="000000"/>
-                <w:sz w:val="18"/>
-                <w:u w:val="none"/>
-              </w:rPr>
-              <w:t>Override Conditions (Waive Tax for All Items)</w:t>
-            </w:r>
-          </w:p>
-        </w:tc>
-        <w:tc>
-          <w:tcPr>
-            <w:tcW w:type="dxa" w:w="2880"/>
-          </w:tcPr>
-          <w:p>
-            <w:pPr>
-              <w:spacing w:before="0" w:after="20"/>
-            </w:pPr>
-            <w:r/>
-            <w:r>
-              <w:rPr>
-                <w:rFonts w:ascii="Arial" w:hAnsi="Arial" w:eastAsia="Arial" w:cs="Arial"/>
-                <w:b w:val="0"/>
-                <w:color w:val="000000"/>
-                <w:sz w:val="18"/>
-                <w:u w:val="none"/>
-              </w:rPr>
-              <w:t>-</w:t>
-            </w:r>
-          </w:p>
-        </w:tc>
-        <w:tc>
-          <w:tcPr>
-            <w:tcW w:type="dxa" w:w="2880"/>
-          </w:tcPr>
-          <w:p>
-            <w:pPr>
-              <w:spacing w:before="0" w:after="20"/>
-            </w:pPr>
-            <w:r/>
-            <w:r>
-              <w:rPr>
-                <w:rFonts w:ascii="Arial" w:hAnsi="Arial" w:eastAsia="Arial" w:cs="Arial"/>
-                <w:b w:val="0"/>
-                <w:color w:val="000000"/>
-                <w:sz w:val="18"/>
-                <w:u w:val="none"/>
-              </w:rPr>
-              <w:t>Verify override condition correctly waives target tax without affecting other tax rates</w:t>
-            </w:r>
-          </w:p>
-        </w:tc>
-      </w:tr>
-      <w:tr>
-        <w:tc>
-          <w:tcPr>
-            <w:tcW w:type="dxa" w:w="2880"/>
-          </w:tcPr>
-          <w:p>
-            <w:pPr>
-              <w:spacing w:before="0" w:after="20"/>
-            </w:pPr>
-            <w:r/>
-            <w:r>
-              <w:rPr>
-                <w:rFonts w:ascii="Arial" w:hAnsi="Arial" w:eastAsia="Arial" w:cs="Arial"/>
-                <w:b w:val="0"/>
-                <w:color w:val="000000"/>
-                <w:sz w:val="18"/>
-                <w:u w:val="none"/>
-              </w:rPr>
-              <w:t>SFE Posting (Shiji Fiscal Exchange)</w:t>
-            </w:r>
-          </w:p>
-        </w:tc>
-        <w:tc>
-          <w:tcPr>
-            <w:tcW w:type="dxa" w:w="2880"/>
-          </w:tcPr>
-          <w:p>
-            <w:pPr>
-              <w:spacing w:before="0" w:after="20"/>
-            </w:pPr>
-            <w:r/>
-            <w:r>
-              <w:rPr>
-                <w:rFonts w:ascii="Arial" w:hAnsi="Arial" w:eastAsia="Arial" w:cs="Arial"/>
-                <w:b w:val="0"/>
-                <w:color w:val="000000"/>
-                <w:sz w:val="18"/>
-                <w:u w:val="none"/>
-              </w:rPr>
-              <w:t>-</w:t>
-            </w:r>
-          </w:p>
-        </w:tc>
-        <w:tc>
-          <w:tcPr>
-            <w:tcW w:type="dxa" w:w="2880"/>
-          </w:tcPr>
-          <w:p>
-            <w:pPr>
-              <w:spacing w:before="0" w:after="20"/>
-            </w:pPr>
-            <w:r/>
-            <w:r>
-              <w:rPr>
-                <w:rFonts w:ascii="Arial" w:hAnsi="Arial" w:eastAsia="Arial" w:cs="Arial"/>
-                <w:b w:val="0"/>
-                <w:color w:val="000000"/>
-                <w:sz w:val="18"/>
-                <w:u w:val="none"/>
-              </w:rPr>
-              <w:t>Verify SFE posting packet matches expected values after Municipality Tax waive</w:t>
-            </w:r>
-          </w:p>
-        </w:tc>
-      </w:tr>
-      <w:tr>
-        <w:tc>
-          <w:tcPr>
-            <w:tcW w:type="dxa" w:w="2880"/>
-          </w:tcPr>
-          <w:p>
-            <w:pPr>
-              <w:spacing w:before="0" w:after="20"/>
-            </w:pPr>
-            <w:r/>
-            <w:r>
-              <w:rPr>
-                <w:rFonts w:ascii="Arial" w:hAnsi="Arial" w:eastAsia="Arial" w:cs="Arial"/>
-                <w:b w:val="0"/>
-                <w:color w:val="000000"/>
-                <w:sz w:val="18"/>
-                <w:u w:val="none"/>
-              </w:rPr>
-              <w:t>Municipality Tax Calculation</w:t>
-            </w:r>
-          </w:p>
-        </w:tc>
-        <w:tc>
-          <w:tcPr>
-            <w:tcW w:type="dxa" w:w="2880"/>
-          </w:tcPr>
-          <w:p>
-            <w:pPr>
-              <w:spacing w:before="0" w:after="20"/>
-            </w:pPr>
-            <w:r/>
-            <w:r>
-              <w:rPr>
-                <w:rFonts w:ascii="Arial" w:hAnsi="Arial" w:eastAsia="Arial" w:cs="Arial"/>
-                <w:b w:val="0"/>
-                <w:color w:val="000000"/>
-                <w:sz w:val="18"/>
-                <w:u w:val="none"/>
-              </w:rPr>
-              <w:t>POS0297 Revenue Report (Municipality Tax EMEA)</w:t>
-            </w:r>
-          </w:p>
-        </w:tc>
-        <w:tc>
-          <w:tcPr>
-            <w:tcW w:type="dxa" w:w="2880"/>
-          </w:tcPr>
-          <w:p>
-            <w:pPr>
-              <w:spacing w:before="0" w:after="20"/>
-            </w:pPr>
-            <w:r/>
-            <w:r>
-              <w:rPr>
-                <w:rFonts w:ascii="Arial" w:hAnsi="Arial" w:eastAsia="Arial" w:cs="Arial"/>
-                <w:b w:val="0"/>
-                <w:color w:val="000000"/>
-                <w:sz w:val="18"/>
-                <w:u w:val="none"/>
-              </w:rPr>
-              <w:t>Verify report reflects correct Municipality Tax and Tax 1 values</w:t>
-            </w:r>
-          </w:p>
-        </w:tc>
-      </w:tr>
-      <w:tr>
-        <w:tc>
-          <w:tcPr>
-            <w:tcW w:type="dxa" w:w="2880"/>
-          </w:tcPr>
-          <w:p>
-            <w:pPr>
-              <w:spacing w:before="0" w:after="20"/>
-            </w:pPr>
-            <w:r/>
-            <w:r>
-              <w:rPr>
-                <w:rFonts w:ascii="Arial" w:hAnsi="Arial" w:eastAsia="Arial" w:cs="Arial"/>
-                <w:b w:val="0"/>
-                <w:color w:val="000000"/>
-                <w:sz w:val="18"/>
-                <w:u w:val="none"/>
-              </w:rPr>
-              <w:t>Tax Exempt Check Listing</w:t>
-            </w:r>
-          </w:p>
-        </w:tc>
-        <w:tc>
-          <w:tcPr>
-            <w:tcW w:type="dxa" w:w="2880"/>
-          </w:tcPr>
-          <w:p>
-            <w:pPr>
-              <w:spacing w:before="0" w:after="20"/>
-            </w:pPr>
-            <w:r/>
-            <w:r>
-              <w:rPr>
-                <w:rFonts w:ascii="Arial" w:hAnsi="Arial" w:eastAsia="Arial" w:cs="Arial"/>
-                <w:b w:val="0"/>
-                <w:color w:val="000000"/>
-                <w:sz w:val="18"/>
-                <w:u w:val="none"/>
-              </w:rPr>
-              <w:t>CUS0317 Detail Tax Exempt Check Listing After Discount Report</w:t>
-            </w:r>
-          </w:p>
-        </w:tc>
-        <w:tc>
-          <w:tcPr>
-            <w:tcW w:type="dxa" w:w="2880"/>
-          </w:tcPr>
-          <w:p>
-            <w:pPr>
-              <w:spacing w:before="0" w:after="20"/>
-            </w:pPr>
-            <w:r/>
-            <w:r>
-              <w:rPr>
-                <w:rFonts w:ascii="Arial" w:hAnsi="Arial" w:eastAsia="Arial" w:cs="Arial"/>
-                <w:b w:val="0"/>
-                <w:color w:val="000000"/>
-                <w:sz w:val="18"/>
-                <w:u w:val="none"/>
-              </w:rPr>
-              <w:t>Verify tax exempt data reflects waive correctly</w:t>
-            </w:r>
-          </w:p>
-        </w:tc>
-      </w:tr>
-      <w:tr>
-        <w:tc>
-          <w:tcPr>
-            <w:tcW w:type="dxa" w:w="2880"/>
-          </w:tcPr>
-          <w:p>
-            <w:pPr>
-              <w:spacing w:before="0" w:after="20"/>
-            </w:pPr>
-            <w:r/>
-            <w:r>
-              <w:rPr>
-                <w:rFonts w:ascii="Arial" w:hAnsi="Arial" w:eastAsia="Arial" w:cs="Arial"/>
-                <w:b w:val="0"/>
-                <w:color w:val="000000"/>
-                <w:sz w:val="18"/>
-                <w:u w:val="none"/>
-              </w:rPr>
-              <w:t>Cashier Tax Summary</w:t>
-            </w:r>
-          </w:p>
-        </w:tc>
-        <w:tc>
-          <w:tcPr>
-            <w:tcW w:type="dxa" w:w="2880"/>
-          </w:tcPr>
-          <w:p>
-            <w:pPr>
-              <w:spacing w:before="0" w:after="20"/>
-            </w:pPr>
-            <w:r/>
-            <w:r>
-              <w:rPr>
-                <w:rFonts w:ascii="Arial" w:hAnsi="Arial" w:eastAsia="Arial" w:cs="Arial"/>
-                <w:b w:val="0"/>
-                <w:color w:val="000000"/>
-                <w:sz w:val="18"/>
-                <w:u w:val="none"/>
-              </w:rPr>
-              <w:t>POS0084 Cashier Report</w:t>
-            </w:r>
-          </w:p>
-        </w:tc>
-        <w:tc>
-          <w:tcPr>
-            <w:tcW w:type="dxa" w:w="2880"/>
-          </w:tcPr>
-          <w:p>
-            <w:pPr>
-              <w:spacing w:before="0" w:after="20"/>
-            </w:pPr>
-            <w:r/>
-            <w:r>
-              <w:rPr>
-                <w:rFonts w:ascii="Arial" w:hAnsi="Arial" w:eastAsia="Arial" w:cs="Arial"/>
-                <w:b w:val="0"/>
-                <w:color w:val="000000"/>
-                <w:sz w:val="18"/>
-                <w:u w:val="none"/>
-              </w:rPr>
-              <w:t>Verify cashier tax summary totals are correct after waive</w:t>
-            </w:r>
-          </w:p>
-        </w:tc>
-      </w:tr>
-      <w:tr>
-        <w:tc>
-          <w:tcPr>
-            <w:tcW w:type="dxa" w:w="2880"/>
-          </w:tcPr>
-          <w:p>
-            <w:pPr>
-              <w:spacing w:before="0" w:after="20"/>
-            </w:pPr>
-            <w:r/>
-            <w:r>
-              <w:rPr>
-                <w:rFonts w:ascii="Arial" w:hAnsi="Arial" w:eastAsia="Arial" w:cs="Arial"/>
-                <w:b w:val="0"/>
-                <w:color w:val="000000"/>
-                <w:sz w:val="18"/>
-                <w:u w:val="none"/>
-              </w:rPr>
-              <w:t>Slip Revenue Report</w:t>
-            </w:r>
-          </w:p>
-        </w:tc>
-        <w:tc>
-          <w:tcPr>
-            <w:tcW w:type="dxa" w:w="2880"/>
-          </w:tcPr>
-          <w:p>
-            <w:pPr>
-              <w:spacing w:before="0" w:after="20"/>
-            </w:pPr>
-            <w:r/>
-            <w:r>
-              <w:rPr>
-                <w:rFonts w:ascii="Arial" w:hAnsi="Arial" w:eastAsia="Arial" w:cs="Arial"/>
-                <w:b w:val="0"/>
-                <w:color w:val="000000"/>
-                <w:sz w:val="18"/>
-                <w:u w:val="none"/>
-              </w:rPr>
-              <w:t>CUS0285 Slip Revenue Report (with Additional Average Data)</w:t>
-            </w:r>
-          </w:p>
-        </w:tc>
-        <w:tc>
-          <w:tcPr>
-            <w:tcW w:type="dxa" w:w="2880"/>
-          </w:tcPr>
-          <w:p>
-            <w:pPr>
-              <w:spacing w:before="0" w:after="20"/>
-            </w:pPr>
-            <w:r/>
-            <w:r>
-              <w:rPr>
-                <w:rFonts w:ascii="Arial" w:hAnsi="Arial" w:eastAsia="Arial" w:cs="Arial"/>
-                <w:b w:val="0"/>
-                <w:color w:val="000000"/>
-                <w:sz w:val="18"/>
-                <w:u w:val="none"/>
-              </w:rPr>
-              <w:t>Verify revenue data reflects correct tax calculation</w:t>
-            </w:r>
-          </w:p>
-        </w:tc>
-      </w:tr>
-      <w:tr>
-        <w:tc>
-          <w:tcPr>
-            <w:tcW w:type="dxa" w:w="2880"/>
-          </w:tcPr>
-          <w:p>
-            <w:pPr>
-              <w:spacing w:before="0" w:after="20"/>
-            </w:pPr>
-            <w:r/>
-            <w:r>
-              <w:rPr>
-                <w:rFonts w:ascii="Arial" w:hAnsi="Arial" w:eastAsia="Arial" w:cs="Arial"/>
-                <w:b w:val="0"/>
-                <w:color w:val="000000"/>
-                <w:sz w:val="18"/>
-                <w:u w:val="none"/>
-              </w:rPr>
-              <w:t>Cross Outlet Revenue</w:t>
-            </w:r>
-          </w:p>
-        </w:tc>
-        <w:tc>
-          <w:tcPr>
-            <w:tcW w:type="dxa" w:w="2880"/>
-          </w:tcPr>
-          <w:p>
-            <w:pPr>
-              <w:spacing w:before="0" w:after="20"/>
-            </w:pPr>
-            <w:r/>
-            <w:r>
-              <w:rPr>
-                <w:rFonts w:ascii="Arial" w:hAnsi="Arial" w:eastAsia="Arial" w:cs="Arial"/>
-                <w:b w:val="0"/>
-                <w:color w:val="000000"/>
-                <w:sz w:val="18"/>
-                <w:u w:val="none"/>
-              </w:rPr>
-              <w:t>POS0099 Cross Outlet Revenue Report</w:t>
-            </w:r>
-          </w:p>
-        </w:tc>
-        <w:tc>
-          <w:tcPr>
-            <w:tcW w:type="dxa" w:w="2880"/>
-          </w:tcPr>
-          <w:p>
-            <w:pPr>
-              <w:spacing w:before="0" w:after="20"/>
-            </w:pPr>
-            <w:r/>
-            <w:r>
-              <w:rPr>
-                <w:rFonts w:ascii="Arial" w:hAnsi="Arial" w:eastAsia="Arial" w:cs="Arial"/>
-                <w:b w:val="0"/>
-                <w:color w:val="000000"/>
-                <w:sz w:val="18"/>
-                <w:u w:val="none"/>
-              </w:rPr>
-              <w:t>Verify cross outlet revenue reflects correct tax values</w:t>
-            </w:r>
-          </w:p>
-        </w:tc>
-      </w:tr>
-    </w:tbl>
-    <w:p/>
     <w:sectPr>
       <w:pgSz w:w="12240" w:h="15840"/>
       <w:pgMar w:top="1440" w:right="1800" w:bottom="1440" w:left="1800" w:header="720" w:footer="720" w:gutter="0"/>
